--- a/docs/docx/11-sbom-licenses.docx
+++ b/docs/docx/11-sbom-licenses.docx
@@ -23,7 +23,7 @@
       </w:pPr>
       <w:r>
         <w:rPr/>
-        <w:t>Планировщик отпусков 0.3.0 · Состав компонентов для реестра отечественного ПО</w:t>
+        <w:t>Планировщик отпусков 0.4.0 · Состав компонентов для реестра отечественного ПО</w:t>
       </w:r>
     </w:p>
     <w:p>
@@ -93,7 +93,7 @@
             </w:rPr>
             <w:fldChar w:fldCharType="separate"/>
           </w:r>
-          <w:hyperlink w:anchor="__RefHeading___Toc17540_1756087021">
+          <w:hyperlink w:anchor="__RefHeading___Toc613_2997879789">
             <w:r>
               <w:rPr>
                 <w:webHidden/>
@@ -114,7 +114,7 @@
             </w:tabs>
             <w:rPr/>
           </w:pPr>
-          <w:hyperlink w:anchor="__RefHeading___Toc17542_1756087021">
+          <w:hyperlink w:anchor="__RefHeading___Toc615_2997879789">
             <w:r>
               <w:rPr>
                 <w:webHidden/>
@@ -135,7 +135,7 @@
             </w:tabs>
             <w:rPr/>
           </w:pPr>
-          <w:hyperlink w:anchor="__RefHeading___Toc17544_1756087021">
+          <w:hyperlink w:anchor="__RefHeading___Toc617_2997879789">
             <w:r>
               <w:rPr>
                 <w:webHidden/>
@@ -156,13 +156,13 @@
             </w:tabs>
             <w:rPr/>
           </w:pPr>
-          <w:hyperlink w:anchor="__RefHeading___Toc17546_1756087021">
+          <w:hyperlink w:anchor="__RefHeading___Toc619_2997879789">
             <w:r>
               <w:rPr>
                 <w:webHidden/>
                 <w:rStyle w:val="IndexLink"/>
               </w:rPr>
-              <w:t>4 Текущее состояние (v0.3.0)</w:t>
+              <w:t>4 Текущее состояние (v0.4.0)</w:t>
               <w:tab/>
               <w:t>6</w:t>
             </w:r>
@@ -177,7 +177,7 @@
             </w:tabs>
             <w:rPr/>
           </w:pPr>
-          <w:hyperlink w:anchor="__RefHeading___Toc17548_1756087021">
+          <w:hyperlink w:anchor="__RefHeading___Toc621_2997879789">
             <w:r>
               <w:rPr>
                 <w:webHidden/>
@@ -198,7 +198,7 @@
             </w:tabs>
             <w:rPr/>
           </w:pPr>
-          <w:hyperlink w:anchor="__RefHeading___Toc17550_1756087021">
+          <w:hyperlink w:anchor="__RefHeading___Toc623_2997879789">
             <w:r>
               <w:rPr>
                 <w:webHidden/>
@@ -219,7 +219,7 @@
             </w:tabs>
             <w:rPr/>
           </w:pPr>
-          <w:hyperlink w:anchor="__RefHeading___Toc17552_1756087021">
+          <w:hyperlink w:anchor="__RefHeading___Toc625_2997879789">
             <w:r>
               <w:rPr>
                 <w:webHidden/>
@@ -244,7 +244,7 @@
         <w:pStyle w:val="Heading1"/>
         <w:rPr/>
       </w:pPr>
-      <w:bookmarkStart w:id="0" w:name="__RefHeading___Toc17540_1756087021"/>
+      <w:bookmarkStart w:id="0" w:name="__RefHeading___Toc613_2997879789"/>
       <w:bookmarkEnd w:id="0"/>
       <w:r>
         <w:rPr>
@@ -612,7 +612,7 @@
         <w:pStyle w:val="Heading1"/>
         <w:rPr/>
       </w:pPr>
-      <w:bookmarkStart w:id="2" w:name="__RefHeading___Toc17542_1756087021"/>
+      <w:bookmarkStart w:id="2" w:name="__RefHeading___Toc615_2997879789"/>
       <w:bookmarkEnd w:id="2"/>
       <w:r>
         <w:rPr>
@@ -1187,7 +1187,7 @@
         <w:pStyle w:val="Heading1"/>
         <w:rPr/>
       </w:pPr>
-      <w:bookmarkStart w:id="3" w:name="__RefHeading___Toc17544_1756087021"/>
+      <w:bookmarkStart w:id="3" w:name="__RefHeading___Toc617_2997879789"/>
       <w:bookmarkEnd w:id="3"/>
       <w:r>
         <w:rPr>
@@ -1435,7 +1435,7 @@
                 <w:szCs w:val="24"/>
                 <w:lang w:val="en-US" w:eastAsia="en-US" w:bidi="ar-SA"/>
               </w:rPr>
-              <w:t xml:space="preserve">MIT, Apache-2.0, BSD-2/3, ISC, 0BSD, BlueOak, CC0, Unlicense, Python-2.0, составные </w:t>
+              <w:t xml:space="preserve">MIT, MIT-0, Apache-2.0, BSD-2/3, ISC, 0BSD, BlueOak, CC0, Unlicense, Python-2.0, PSF-2.0, составные </w:t>
             </w:r>
             <w:r>
               <w:rPr>
@@ -2124,7 +2124,7 @@
         <w:pStyle w:val="Heading1"/>
         <w:rPr/>
       </w:pPr>
-      <w:bookmarkStart w:id="5" w:name="__RefHeading___Toc17546_1756087021"/>
+      <w:bookmarkStart w:id="5" w:name="__RefHeading___Toc619_2997879789"/>
       <w:bookmarkEnd w:id="5"/>
       <w:r>
         <w:rPr>
@@ -2135,7 +2135,7 @@
       <w:r>
         <w:rPr/>
         <w:tab/>
-        <w:t>Текущее состояние (v0.3.0)</w:t>
+        <w:t>Текущее состояние (v0.4.0)</w:t>
       </w:r>
     </w:p>
     <w:tbl>
@@ -2317,7 +2317,7 @@
                 <w:szCs w:val="24"/>
                 <w:lang w:val="en-US" w:eastAsia="en-US" w:bidi="ar-SA"/>
               </w:rPr>
-              <w:t>828 в двух пакетах</w:t>
+              <w:t>852 в двух пакетах</w:t>
             </w:r>
           </w:p>
         </w:tc>
@@ -2386,7 +2386,7 @@
                 <w:szCs w:val="24"/>
                 <w:lang w:val="en-US" w:eastAsia="en-US" w:bidi="ar-SA"/>
               </w:rPr>
-              <w:t>18</w:t>
+              <w:t>20</w:t>
             </w:r>
           </w:p>
         </w:tc>
@@ -2597,6 +2597,86 @@
       </w:pPr>
       <w:r>
         <w:rPr/>
+        <w:t xml:space="preserve">В v0.4.0 добавлены </w:t>
+      </w:r>
+      <w:r>
+        <w:rPr>
+          <w:rStyle w:val="VerbatimChar"/>
+        </w:rPr>
+        <w:t>nodemailer</w:t>
+      </w:r>
+      <w:r>
+        <w:rPr/>
+        <w:t xml:space="preserve"> (MIT-0) и, через js-yaml 5.5, </w:t>
+      </w:r>
+      <w:r>
+        <w:rPr>
+          <w:rStyle w:val="VerbatimChar"/>
+        </w:rPr>
+        <w:t>argparse</w:t>
+      </w:r>
+      <w:r>
+        <w:rPr/>
+        <w:t xml:space="preserve"> (PSF-2.0): обе лицензии разрешительные и внесены в классификатор с обоснованием в </w:t>
+      </w:r>
+      <w:r>
+        <w:rPr>
+          <w:rStyle w:val="VerbatimChar"/>
+        </w:rPr>
+        <w:t>docs/decisions.md</w:t>
+      </w:r>
+      <w:r>
+        <w:rPr/>
+        <w:t xml:space="preserve">. Транзитивные уязвимые версии </w:t>
+      </w:r>
+      <w:r>
+        <w:rPr>
+          <w:rStyle w:val="VerbatimChar"/>
+        </w:rPr>
+        <w:t>multer</w:t>
+      </w:r>
+      <w:r>
+        <w:rPr/>
+        <w:t xml:space="preserve"> и </w:t>
+      </w:r>
+      <w:r>
+        <w:rPr>
+          <w:rStyle w:val="VerbatimChar"/>
+        </w:rPr>
+        <w:t>js-yaml</w:t>
+      </w:r>
+      <w:r>
+        <w:rPr/>
+        <w:t xml:space="preserve"> заменены исправленными через </w:t>
+      </w:r>
+      <w:r>
+        <w:rPr>
+          <w:rStyle w:val="VerbatimChar"/>
+        </w:rPr>
+        <w:t>overrides</w:t>
+      </w:r>
+      <w:r>
+        <w:rPr/>
+        <w:t xml:space="preserve"> в </w:t>
+      </w:r>
+      <w:r>
+        <w:rPr>
+          <w:rStyle w:val="VerbatimChar"/>
+        </w:rPr>
+        <w:t>server/package.json</w:t>
+      </w:r>
+      <w:r>
+        <w:rPr/>
+        <w:t>.</w:t>
+      </w:r>
+    </w:p>
+    <w:p>
+      <w:pPr>
+        <w:pStyle w:val="BodyText"/>
+        <w:rPr/>
+      </w:pPr>
+      <w:r>
+        <w:rPr/>
         <w:t xml:space="preserve">Полный перечень — </w:t>
       </w:r>
       <w:r>
@@ -2615,7 +2695,7 @@
         <w:pStyle w:val="Heading1"/>
         <w:rPr/>
       </w:pPr>
-      <w:bookmarkStart w:id="6" w:name="__RefHeading___Toc17548_1756087021"/>
+      <w:bookmarkStart w:id="6" w:name="__RefHeading___Toc621_2997879789"/>
       <w:bookmarkStart w:id="7" w:name="контроль-в-конвейере"/>
       <w:bookmarkEnd w:id="6"/>
       <w:r>
@@ -2722,7 +2802,7 @@
         <w:pStyle w:val="Heading1"/>
         <w:rPr/>
       </w:pPr>
-      <w:bookmarkStart w:id="8" w:name="__RefHeading___Toc17550_1756087021"/>
+      <w:bookmarkStart w:id="8" w:name="__RefHeading___Toc623_2997879789"/>
       <w:bookmarkEnd w:id="8"/>
       <w:r>
         <w:rPr>
@@ -3047,7 +3127,7 @@
         <w:pStyle w:val="Heading1"/>
         <w:rPr/>
       </w:pPr>
-      <w:bookmarkStart w:id="10" w:name="__RefHeading___Toc17552_1756087021"/>
+      <w:bookmarkStart w:id="10" w:name="__RefHeading___Toc625_2997879789"/>
       <w:bookmarkEnd w:id="10"/>
       <w:r>
         <w:rPr>
@@ -3146,7 +3226,7 @@
         <w:color w:val="8A92A6"/>
         <w:sz w:val="16"/>
       </w:rPr>
-      <w:t xml:space="preserve">Планировщик отпусков 0.3.0 · SBOM и лицензии · стр. </w:t>
+      <w:t xml:space="preserve">Планировщик отпусков 0.4.0 · SBOM и лицензии · стр. </w:t>
     </w:r>
     <w:r>
       <w:rPr/>
@@ -3185,7 +3265,7 @@
         <w:color w:val="8A92A6"/>
         <w:sz w:val="16"/>
       </w:rPr>
-      <w:t xml:space="preserve">Планировщик отпусков 0.3.0 · SBOM и лицензии · стр. </w:t>
+      <w:t xml:space="preserve">Планировщик отпусков 0.4.0 · SBOM и лицензии · стр. </w:t>
     </w:r>
     <w:r>
       <w:rPr/>

--- a/docs/docx/11-sbom-licenses.docx
+++ b/docs/docx/11-sbom-licenses.docx
@@ -23,7 +23,7 @@
       </w:pPr>
       <w:r>
         <w:rPr/>
-        <w:t>Планировщик отпусков 0.4.0 · Состав компонентов для реестра отечественного ПО</w:t>
+        <w:t>Планировщик отпусков 0.5.0 · Состав компонентов для реестра отечественного ПО</w:t>
       </w:r>
     </w:p>
     <w:p>
@@ -93,7 +93,7 @@
             </w:rPr>
             <w:fldChar w:fldCharType="separate"/>
           </w:r>
-          <w:hyperlink w:anchor="__RefHeading___Toc613_2997879789">
+          <w:hyperlink w:anchor="__RefHeading___Toc21180_2275915807">
             <w:r>
               <w:rPr>
                 <w:webHidden/>
@@ -114,7 +114,7 @@
             </w:tabs>
             <w:rPr/>
           </w:pPr>
-          <w:hyperlink w:anchor="__RefHeading___Toc615_2997879789">
+          <w:hyperlink w:anchor="__RefHeading___Toc21182_2275915807">
             <w:r>
               <w:rPr>
                 <w:webHidden/>
@@ -135,7 +135,7 @@
             </w:tabs>
             <w:rPr/>
           </w:pPr>
-          <w:hyperlink w:anchor="__RefHeading___Toc617_2997879789">
+          <w:hyperlink w:anchor="__RefHeading___Toc21184_2275915807">
             <w:r>
               <w:rPr>
                 <w:webHidden/>
@@ -156,13 +156,13 @@
             </w:tabs>
             <w:rPr/>
           </w:pPr>
-          <w:hyperlink w:anchor="__RefHeading___Toc619_2997879789">
+          <w:hyperlink w:anchor="__RefHeading___Toc21186_2275915807">
             <w:r>
               <w:rPr>
                 <w:webHidden/>
                 <w:rStyle w:val="IndexLink"/>
               </w:rPr>
-              <w:t>4 Текущее состояние (v0.4.0)</w:t>
+              <w:t>4 Текущее состояние (v0.5.0)</w:t>
               <w:tab/>
               <w:t>6</w:t>
             </w:r>
@@ -177,7 +177,7 @@
             </w:tabs>
             <w:rPr/>
           </w:pPr>
-          <w:hyperlink w:anchor="__RefHeading___Toc621_2997879789">
+          <w:hyperlink w:anchor="__RefHeading___Toc21188_2275915807">
             <w:r>
               <w:rPr>
                 <w:webHidden/>
@@ -198,7 +198,7 @@
             </w:tabs>
             <w:rPr/>
           </w:pPr>
-          <w:hyperlink w:anchor="__RefHeading___Toc623_2997879789">
+          <w:hyperlink w:anchor="__RefHeading___Toc21190_2275915807">
             <w:r>
               <w:rPr>
                 <w:webHidden/>
@@ -219,7 +219,7 @@
             </w:tabs>
             <w:rPr/>
           </w:pPr>
-          <w:hyperlink w:anchor="__RefHeading___Toc625_2997879789">
+          <w:hyperlink w:anchor="__RefHeading___Toc21192_2275915807">
             <w:r>
               <w:rPr>
                 <w:webHidden/>
@@ -244,7 +244,7 @@
         <w:pStyle w:val="Heading1"/>
         <w:rPr/>
       </w:pPr>
-      <w:bookmarkStart w:id="0" w:name="__RefHeading___Toc613_2997879789"/>
+      <w:bookmarkStart w:id="0" w:name="__RefHeading___Toc21180_2275915807"/>
       <w:bookmarkEnd w:id="0"/>
       <w:r>
         <w:rPr>
@@ -612,7 +612,7 @@
         <w:pStyle w:val="Heading1"/>
         <w:rPr/>
       </w:pPr>
-      <w:bookmarkStart w:id="2" w:name="__RefHeading___Toc615_2997879789"/>
+      <w:bookmarkStart w:id="2" w:name="__RefHeading___Toc21182_2275915807"/>
       <w:bookmarkEnd w:id="2"/>
       <w:r>
         <w:rPr>
@@ -1187,7 +1187,7 @@
         <w:pStyle w:val="Heading1"/>
         <w:rPr/>
       </w:pPr>
-      <w:bookmarkStart w:id="3" w:name="__RefHeading___Toc617_2997879789"/>
+      <w:bookmarkStart w:id="3" w:name="__RefHeading___Toc21184_2275915807"/>
       <w:bookmarkEnd w:id="3"/>
       <w:r>
         <w:rPr>
@@ -2124,7 +2124,7 @@
         <w:pStyle w:val="Heading1"/>
         <w:rPr/>
       </w:pPr>
-      <w:bookmarkStart w:id="5" w:name="__RefHeading___Toc619_2997879789"/>
+      <w:bookmarkStart w:id="5" w:name="__RefHeading___Toc21186_2275915807"/>
       <w:bookmarkEnd w:id="5"/>
       <w:r>
         <w:rPr>
@@ -2135,7 +2135,7 @@
       <w:r>
         <w:rPr/>
         <w:tab/>
-        <w:t>Текущее состояние (v0.4.0)</w:t>
+        <w:t>Текущее состояние (v0.5.0)</w:t>
       </w:r>
     </w:p>
     <w:tbl>
@@ -2677,6 +2677,36 @@
       </w:pPr>
       <w:r>
         <w:rPr/>
+        <w:t xml:space="preserve">В v0.5.0 новых зависимостей нет, состав не изменился: метрики Prometheus — собственный реестр вместо </w:t>
+      </w:r>
+      <w:r>
+        <w:rPr>
+          <w:rStyle w:val="VerbatimChar"/>
+        </w:rPr>
+        <w:t>prom-client</w:t>
+      </w:r>
+      <w:r>
+        <w:rPr/>
+        <w:t xml:space="preserve">, генератор нагрузки — на встроенном </w:t>
+      </w:r>
+      <w:r>
+        <w:rPr>
+          <w:rStyle w:val="VerbatimChar"/>
+        </w:rPr>
+        <w:t>fetch</w:t>
+      </w:r>
+      <w:r>
+        <w:rPr/>
+        <w:t xml:space="preserve"> вместо k6 (AGPL-3.0), реплика и архив WAL — штатные средства PostgreSQL.</w:t>
+      </w:r>
+    </w:p>
+    <w:p>
+      <w:pPr>
+        <w:pStyle w:val="BodyText"/>
+        <w:rPr/>
+      </w:pPr>
+      <w:r>
+        <w:rPr/>
         <w:t xml:space="preserve">Полный перечень — </w:t>
       </w:r>
       <w:r>
@@ -2695,7 +2725,7 @@
         <w:pStyle w:val="Heading1"/>
         <w:rPr/>
       </w:pPr>
-      <w:bookmarkStart w:id="6" w:name="__RefHeading___Toc621_2997879789"/>
+      <w:bookmarkStart w:id="6" w:name="__RefHeading___Toc21188_2275915807"/>
       <w:bookmarkStart w:id="7" w:name="контроль-в-конвейере"/>
       <w:bookmarkEnd w:id="6"/>
       <w:r>
@@ -2802,7 +2832,7 @@
         <w:pStyle w:val="Heading1"/>
         <w:rPr/>
       </w:pPr>
-      <w:bookmarkStart w:id="8" w:name="__RefHeading___Toc623_2997879789"/>
+      <w:bookmarkStart w:id="8" w:name="__RefHeading___Toc21190_2275915807"/>
       <w:bookmarkEnd w:id="8"/>
       <w:r>
         <w:rPr>
@@ -3127,7 +3157,7 @@
         <w:pStyle w:val="Heading1"/>
         <w:rPr/>
       </w:pPr>
-      <w:bookmarkStart w:id="10" w:name="__RefHeading___Toc625_2997879789"/>
+      <w:bookmarkStart w:id="10" w:name="__RefHeading___Toc21192_2275915807"/>
       <w:bookmarkEnd w:id="10"/>
       <w:r>
         <w:rPr>
@@ -3226,7 +3256,7 @@
         <w:color w:val="8A92A6"/>
         <w:sz w:val="16"/>
       </w:rPr>
-      <w:t xml:space="preserve">Планировщик отпусков 0.4.0 · SBOM и лицензии · стр. </w:t>
+      <w:t xml:space="preserve">Планировщик отпусков 0.5.0 · SBOM и лицензии · стр. </w:t>
     </w:r>
     <w:r>
       <w:rPr/>
@@ -3265,7 +3295,7 @@
         <w:color w:val="8A92A6"/>
         <w:sz w:val="16"/>
       </w:rPr>
-      <w:t xml:space="preserve">Планировщик отпусков 0.4.0 · SBOM и лицензии · стр. </w:t>
+      <w:t xml:space="preserve">Планировщик отпусков 0.5.0 · SBOM и лицензии · стр. </w:t>
     </w:r>
     <w:r>
       <w:rPr/>

--- a/docs/docx/11-sbom-licenses.docx
+++ b/docs/docx/11-sbom-licenses.docx
@@ -23,7 +23,7 @@
       </w:pPr>
       <w:r>
         <w:rPr/>
-        <w:t>Планировщик отпусков 0.5.0 · Состав компонентов для реестра отечественного ПО</w:t>
+        <w:t>Планировщик отпусков 0.6.0 · Состав компонентов для реестра отечественного ПО</w:t>
       </w:r>
     </w:p>
     <w:p>
@@ -33,7 +33,7 @@
       </w:pPr>
       <w:r>
         <w:rPr/>
-        <w:t>28 октября 2026</w:t>
+        <w:t>29 октября 2026</w:t>
       </w:r>
     </w:p>
     <w:sdt>
@@ -93,7 +93,7 @@
             </w:rPr>
             <w:fldChar w:fldCharType="separate"/>
           </w:r>
-          <w:hyperlink w:anchor="__RefHeading___Toc21180_2275915807">
+          <w:hyperlink w:anchor="__RefHeading___Toc27772_3673021804">
             <w:r>
               <w:rPr>
                 <w:webHidden/>
@@ -114,7 +114,7 @@
             </w:tabs>
             <w:rPr/>
           </w:pPr>
-          <w:hyperlink w:anchor="__RefHeading___Toc21182_2275915807">
+          <w:hyperlink w:anchor="__RefHeading___Toc27774_3673021804">
             <w:r>
               <w:rPr>
                 <w:webHidden/>
@@ -135,7 +135,7 @@
             </w:tabs>
             <w:rPr/>
           </w:pPr>
-          <w:hyperlink w:anchor="__RefHeading___Toc21184_2275915807">
+          <w:hyperlink w:anchor="__RefHeading___Toc27776_3673021804">
             <w:r>
               <w:rPr>
                 <w:webHidden/>
@@ -156,7 +156,7 @@
             </w:tabs>
             <w:rPr/>
           </w:pPr>
-          <w:hyperlink w:anchor="__RefHeading___Toc21186_2275915807">
+          <w:hyperlink w:anchor="__RefHeading___Toc27778_3673021804">
             <w:r>
               <w:rPr>
                 <w:webHidden/>
@@ -177,7 +177,7 @@
             </w:tabs>
             <w:rPr/>
           </w:pPr>
-          <w:hyperlink w:anchor="__RefHeading___Toc21188_2275915807">
+          <w:hyperlink w:anchor="__RefHeading___Toc27780_3673021804">
             <w:r>
               <w:rPr>
                 <w:webHidden/>
@@ -198,7 +198,7 @@
             </w:tabs>
             <w:rPr/>
           </w:pPr>
-          <w:hyperlink w:anchor="__RefHeading___Toc21190_2275915807">
+          <w:hyperlink w:anchor="__RefHeading___Toc27782_3673021804">
             <w:r>
               <w:rPr>
                 <w:webHidden/>
@@ -219,7 +219,7 @@
             </w:tabs>
             <w:rPr/>
           </w:pPr>
-          <w:hyperlink w:anchor="__RefHeading___Toc21192_2275915807">
+          <w:hyperlink w:anchor="__RefHeading___Toc27784_3673021804">
             <w:r>
               <w:rPr>
                 <w:webHidden/>
@@ -244,7 +244,7 @@
         <w:pStyle w:val="Heading1"/>
         <w:rPr/>
       </w:pPr>
-      <w:bookmarkStart w:id="0" w:name="__RefHeading___Toc21180_2275915807"/>
+      <w:bookmarkStart w:id="0" w:name="__RefHeading___Toc27772_3673021804"/>
       <w:bookmarkEnd w:id="0"/>
       <w:r>
         <w:rPr>
@@ -612,7 +612,7 @@
         <w:pStyle w:val="Heading1"/>
         <w:rPr/>
       </w:pPr>
-      <w:bookmarkStart w:id="2" w:name="__RefHeading___Toc21182_2275915807"/>
+      <w:bookmarkStart w:id="2" w:name="__RefHeading___Toc27774_3673021804"/>
       <w:bookmarkEnd w:id="2"/>
       <w:r>
         <w:rPr>
@@ -1187,7 +1187,7 @@
         <w:pStyle w:val="Heading1"/>
         <w:rPr/>
       </w:pPr>
-      <w:bookmarkStart w:id="3" w:name="__RefHeading___Toc21184_2275915807"/>
+      <w:bookmarkStart w:id="3" w:name="__RefHeading___Toc27776_3673021804"/>
       <w:bookmarkEnd w:id="3"/>
       <w:r>
         <w:rPr>
@@ -2124,7 +2124,7 @@
         <w:pStyle w:val="Heading1"/>
         <w:rPr/>
       </w:pPr>
-      <w:bookmarkStart w:id="5" w:name="__RefHeading___Toc21186_2275915807"/>
+      <w:bookmarkStart w:id="5" w:name="__RefHeading___Toc27778_3673021804"/>
       <w:bookmarkEnd w:id="5"/>
       <w:r>
         <w:rPr>
@@ -2725,7 +2725,7 @@
         <w:pStyle w:val="Heading1"/>
         <w:rPr/>
       </w:pPr>
-      <w:bookmarkStart w:id="6" w:name="__RefHeading___Toc21188_2275915807"/>
+      <w:bookmarkStart w:id="6" w:name="__RefHeading___Toc27780_3673021804"/>
       <w:bookmarkStart w:id="7" w:name="контроль-в-конвейере"/>
       <w:bookmarkEnd w:id="6"/>
       <w:r>
@@ -2832,7 +2832,7 @@
         <w:pStyle w:val="Heading1"/>
         <w:rPr/>
       </w:pPr>
-      <w:bookmarkStart w:id="8" w:name="__RefHeading___Toc21190_2275915807"/>
+      <w:bookmarkStart w:id="8" w:name="__RefHeading___Toc27782_3673021804"/>
       <w:bookmarkEnd w:id="8"/>
       <w:r>
         <w:rPr>
@@ -3157,7 +3157,7 @@
         <w:pStyle w:val="Heading1"/>
         <w:rPr/>
       </w:pPr>
-      <w:bookmarkStart w:id="10" w:name="__RefHeading___Toc21192_2275915807"/>
+      <w:bookmarkStart w:id="10" w:name="__RefHeading___Toc27784_3673021804"/>
       <w:bookmarkEnd w:id="10"/>
       <w:r>
         <w:rPr>
@@ -3256,7 +3256,7 @@
         <w:color w:val="8A92A6"/>
         <w:sz w:val="16"/>
       </w:rPr>
-      <w:t xml:space="preserve">Планировщик отпусков 0.5.0 · SBOM и лицензии · стр. </w:t>
+      <w:t xml:space="preserve">Планировщик отпусков 0.6.0 · SBOM и лицензии · стр. </w:t>
     </w:r>
     <w:r>
       <w:rPr/>
@@ -3295,7 +3295,7 @@
         <w:color w:val="8A92A6"/>
         <w:sz w:val="16"/>
       </w:rPr>
-      <w:t xml:space="preserve">Планировщик отпусков 0.5.0 · SBOM и лицензии · стр. </w:t>
+      <w:t xml:space="preserve">Планировщик отпусков 0.6.0 · SBOM и лицензии · стр. </w:t>
     </w:r>
     <w:r>
       <w:rPr/>

--- a/docs/docx/11-sbom-licenses.docx
+++ b/docs/docx/11-sbom-licenses.docx
@@ -23,7 +23,7 @@
       </w:pPr>
       <w:r>
         <w:rPr/>
-        <w:t>Планировщик отпусков 0.6.0 · Состав компонентов для реестра отечественного ПО</w:t>
+        <w:t>Планировщик отпусков 1.0.0 · Состав компонентов для реестра отечественного ПО</w:t>
       </w:r>
     </w:p>
     <w:p>
@@ -33,7 +33,7 @@
       </w:pPr>
       <w:r>
         <w:rPr/>
-        <w:t>29 октября 2026</w:t>
+        <w:t>30 октября 2026</w:t>
       </w:r>
     </w:p>
     <w:sdt>
@@ -93,7 +93,7 @@
             </w:rPr>
             <w:fldChar w:fldCharType="separate"/>
           </w:r>
-          <w:hyperlink w:anchor="__RefHeading___Toc27772_3673021804">
+          <w:hyperlink w:anchor="__RefHeading___Toc28883_1804324697">
             <w:r>
               <w:rPr>
                 <w:webHidden/>
@@ -114,7 +114,7 @@
             </w:tabs>
             <w:rPr/>
           </w:pPr>
-          <w:hyperlink w:anchor="__RefHeading___Toc27774_3673021804">
+          <w:hyperlink w:anchor="__RefHeading___Toc28885_1804324697">
             <w:r>
               <w:rPr>
                 <w:webHidden/>
@@ -135,7 +135,7 @@
             </w:tabs>
             <w:rPr/>
           </w:pPr>
-          <w:hyperlink w:anchor="__RefHeading___Toc27776_3673021804">
+          <w:hyperlink w:anchor="__RefHeading___Toc28887_1804324697">
             <w:r>
               <w:rPr>
                 <w:webHidden/>
@@ -156,13 +156,13 @@
             </w:tabs>
             <w:rPr/>
           </w:pPr>
-          <w:hyperlink w:anchor="__RefHeading___Toc27778_3673021804">
+          <w:hyperlink w:anchor="__RefHeading___Toc28889_1804324697">
             <w:r>
               <w:rPr>
                 <w:webHidden/>
                 <w:rStyle w:val="IndexLink"/>
               </w:rPr>
-              <w:t>4 Текущее состояние (v0.5.0)</w:t>
+              <w:t>4 Текущее состояние (v1.0.0)</w:t>
               <w:tab/>
               <w:t>6</w:t>
             </w:r>
@@ -177,7 +177,7 @@
             </w:tabs>
             <w:rPr/>
           </w:pPr>
-          <w:hyperlink w:anchor="__RefHeading___Toc27780_3673021804">
+          <w:hyperlink w:anchor="__RefHeading___Toc28891_1804324697">
             <w:r>
               <w:rPr>
                 <w:webHidden/>
@@ -198,7 +198,7 @@
             </w:tabs>
             <w:rPr/>
           </w:pPr>
-          <w:hyperlink w:anchor="__RefHeading___Toc27782_3673021804">
+          <w:hyperlink w:anchor="__RefHeading___Toc28893_1804324697">
             <w:r>
               <w:rPr>
                 <w:webHidden/>
@@ -219,7 +219,7 @@
             </w:tabs>
             <w:rPr/>
           </w:pPr>
-          <w:hyperlink w:anchor="__RefHeading___Toc27784_3673021804">
+          <w:hyperlink w:anchor="__RefHeading___Toc28895_1804324697">
             <w:r>
               <w:rPr>
                 <w:webHidden/>
@@ -244,7 +244,7 @@
         <w:pStyle w:val="Heading1"/>
         <w:rPr/>
       </w:pPr>
-      <w:bookmarkStart w:id="0" w:name="__RefHeading___Toc27772_3673021804"/>
+      <w:bookmarkStart w:id="0" w:name="__RefHeading___Toc28883_1804324697"/>
       <w:bookmarkEnd w:id="0"/>
       <w:r>
         <w:rPr>
@@ -612,7 +612,7 @@
         <w:pStyle w:val="Heading1"/>
         <w:rPr/>
       </w:pPr>
-      <w:bookmarkStart w:id="2" w:name="__RefHeading___Toc27774_3673021804"/>
+      <w:bookmarkStart w:id="2" w:name="__RefHeading___Toc28885_1804324697"/>
       <w:bookmarkEnd w:id="2"/>
       <w:r>
         <w:rPr>
@@ -1187,7 +1187,7 @@
         <w:pStyle w:val="Heading1"/>
         <w:rPr/>
       </w:pPr>
-      <w:bookmarkStart w:id="3" w:name="__RefHeading___Toc27776_3673021804"/>
+      <w:bookmarkStart w:id="3" w:name="__RefHeading___Toc28887_1804324697"/>
       <w:bookmarkEnd w:id="3"/>
       <w:r>
         <w:rPr>
@@ -2124,7 +2124,7 @@
         <w:pStyle w:val="Heading1"/>
         <w:rPr/>
       </w:pPr>
-      <w:bookmarkStart w:id="5" w:name="__RefHeading___Toc27778_3673021804"/>
+      <w:bookmarkStart w:id="5" w:name="__RefHeading___Toc28889_1804324697"/>
       <w:bookmarkEnd w:id="5"/>
       <w:r>
         <w:rPr>
@@ -2135,7 +2135,7 @@
       <w:r>
         <w:rPr/>
         <w:tab/>
-        <w:t>Текущее состояние (v0.5.0)</w:t>
+        <w:t>Текущее состояние (v1.0.0)</w:t>
       </w:r>
     </w:p>
     <w:tbl>
@@ -2707,6 +2707,96 @@
       </w:pPr>
       <w:r>
         <w:rPr/>
+        <w:t xml:space="preserve">В v1.0.0 новых зависимостей тоже нет: инструменты нагрузки, сборщик ресурсов, SMTP-приёмник и генератор уведомлений о лицензиях — без зависимостей, на встроенных модулях Node.js. Добавлены сведения для реестра: из SBOM строятся перечень компонентов </w:t>
+      </w:r>
+      <w:r>
+        <w:rPr>
+          <w:rStyle w:val="VerbatimChar"/>
+        </w:rPr>
+        <w:t>docs/sbom/sbom-components.csv</w:t>
+      </w:r>
+      <w:r>
+        <w:rPr/>
+        <w:t xml:space="preserve"> и уведомления «Сторонние компоненты и лицензии» (</w:t>
+      </w:r>
+      <w:r>
+        <w:rPr>
+          <w:rStyle w:val="VerbatimChar"/>
+        </w:rPr>
+        <w:t>node scripts/third-party-notices.mjs</w:t>
+      </w:r>
+      <w:r>
+        <w:rPr/>
+        <w:t xml:space="preserve">). В поставку входят 344 компонента (сервер — 336, клиент — 8; остальные — инструменты сборки и тестирования), все под разрешительными лицензиями. Базовые образы контейнеров — </w:t>
+      </w:r>
+      <w:r>
+        <w:rPr>
+          <w:rStyle w:val="VerbatimChar"/>
+        </w:rPr>
+        <w:t>node:22-alpine</w:t>
+      </w:r>
+      <w:r>
+        <w:rPr/>
+        <w:t xml:space="preserve">, </w:t>
+      </w:r>
+      <w:r>
+        <w:rPr>
+          <w:rStyle w:val="VerbatimChar"/>
+        </w:rPr>
+        <w:t>nginx:1.27-alpine</w:t>
+      </w:r>
+      <w:r>
+        <w:rPr/>
+        <w:t xml:space="preserve">, </w:t>
+      </w:r>
+      <w:r>
+        <w:rPr>
+          <w:rStyle w:val="VerbatimChar"/>
+        </w:rPr>
+        <w:t>postgres:17-alpine</w:t>
+      </w:r>
+      <w:r>
+        <w:rPr/>
+        <w:t xml:space="preserve"> — поставляются как отдельные программы (агрегирование). Сборка образов не отправляет статистику установки (</w:t>
+      </w:r>
+      <w:r>
+        <w:rPr>
+          <w:rStyle w:val="VerbatimChar"/>
+        </w:rPr>
+        <w:t>SCARF_ANALYTICS=false</w:t>
+      </w:r>
+      <w:r>
+        <w:rPr/>
+        <w:t xml:space="preserve">, </w:t>
+      </w:r>
+      <w:r>
+        <w:rPr>
+          <w:rStyle w:val="VerbatimChar"/>
+        </w:rPr>
+        <w:t>scarfSettings</w:t>
+      </w:r>
+      <w:r>
+        <w:rPr/>
+        <w:t>), Prisma CLI не обращается к своему серверу (</w:t>
+      </w:r>
+      <w:r>
+        <w:rPr>
+          <w:rStyle w:val="VerbatimChar"/>
+        </w:rPr>
+        <w:t>CHECKPOINT_DISABLE=1</w:t>
+      </w:r>
+      <w:r>
+        <w:rPr/>
+        <w:t>).</w:t>
+      </w:r>
+    </w:p>
+    <w:p>
+      <w:pPr>
+        <w:pStyle w:val="BodyText"/>
+        <w:rPr/>
+      </w:pPr>
+      <w:r>
+        <w:rPr/>
         <w:t xml:space="preserve">Полный перечень — </w:t>
       </w:r>
       <w:r>
@@ -2725,7 +2815,7 @@
         <w:pStyle w:val="Heading1"/>
         <w:rPr/>
       </w:pPr>
-      <w:bookmarkStart w:id="6" w:name="__RefHeading___Toc27780_3673021804"/>
+      <w:bookmarkStart w:id="6" w:name="__RefHeading___Toc28891_1804324697"/>
       <w:bookmarkStart w:id="7" w:name="контроль-в-конвейере"/>
       <w:bookmarkEnd w:id="6"/>
       <w:r>
@@ -2832,7 +2922,7 @@
         <w:pStyle w:val="Heading1"/>
         <w:rPr/>
       </w:pPr>
-      <w:bookmarkStart w:id="8" w:name="__RefHeading___Toc27782_3673021804"/>
+      <w:bookmarkStart w:id="8" w:name="__RefHeading___Toc28893_1804324697"/>
       <w:bookmarkEnd w:id="8"/>
       <w:r>
         <w:rPr>
@@ -3157,7 +3247,7 @@
         <w:pStyle w:val="Heading1"/>
         <w:rPr/>
       </w:pPr>
-      <w:bookmarkStart w:id="10" w:name="__RefHeading___Toc27784_3673021804"/>
+      <w:bookmarkStart w:id="10" w:name="__RefHeading___Toc28895_1804324697"/>
       <w:bookmarkEnd w:id="10"/>
       <w:r>
         <w:rPr>
@@ -3256,7 +3346,7 @@
         <w:color w:val="8A92A6"/>
         <w:sz w:val="16"/>
       </w:rPr>
-      <w:t xml:space="preserve">Планировщик отпусков 0.6.0 · SBOM и лицензии · стр. </w:t>
+      <w:t xml:space="preserve">Планировщик отпусков 1.0.0 · SBOM и лицензии · стр. </w:t>
     </w:r>
     <w:r>
       <w:rPr/>
@@ -3295,7 +3385,7 @@
         <w:color w:val="8A92A6"/>
         <w:sz w:val="16"/>
       </w:rPr>
-      <w:t xml:space="preserve">Планировщик отпусков 0.6.0 · SBOM и лицензии · стр. </w:t>
+      <w:t xml:space="preserve">Планировщик отпусков 1.0.0 · SBOM и лицензии · стр. </w:t>
     </w:r>
     <w:r>
       <w:rPr/>
